--- a/drive-docs/footer.docx
+++ b/drive-docs/footer.docx
@@ -16,7 +16,7 @@
       <w:r>
         <w:t xml:space="preserve"> </w:t>
       </w:r>
-      <w:hyperlink w:history="1" r:id="rIdgaakgaygoivw8bmrwygup">
+      <w:hyperlink w:history="1" r:id="rId9yqdnyoiutd6dsvterhze">
         <w:r>
           <w:rPr>
             <w:rStyle w:val="Hyperlink"/>
@@ -27,7 +27,7 @@
       <w:r>
         <w:t xml:space="preserve"> </w:t>
       </w:r>
-      <w:hyperlink w:history="1" r:id="rIdrkkyoj8asshmsozrotv5u">
+      <w:hyperlink w:history="1" r:id="rIdl6roehulyovmzcpsfflrf">
         <w:r>
           <w:rPr>
             <w:rStyle w:val="Hyperlink"/>
@@ -60,7 +60,7 @@
           <w:numId w:val="1"/>
         </w:numPr>
       </w:pPr>
-      <w:hyperlink w:history="1" r:id="rIdbwiqh9qvtojrgoihtvn6t">
+      <w:hyperlink w:history="1" r:id="rIdqurcuynbbxzrat3u1-apt">
         <w:r>
           <w:rPr>
             <w:rStyle w:val="Hyperlink"/>
@@ -77,7 +77,7 @@
           <w:numId w:val="1"/>
         </w:numPr>
       </w:pPr>
-      <w:hyperlink w:history="1" r:id="rIdzwmkjvtrdkoir8rwgfi4e">
+      <w:hyperlink w:history="1" r:id="rId7o_c6qvhfov6aqu7ege9w">
         <w:r>
           <w:rPr>
             <w:rStyle w:val="Hyperlink"/>
@@ -94,7 +94,7 @@
           <w:numId w:val="1"/>
         </w:numPr>
       </w:pPr>
-      <w:hyperlink w:history="1" r:id="rIdjbfe7ijzhjqvsmoxnycpq">
+      <w:hyperlink w:history="1" r:id="rIdq0dvly92z4ifun9wsk1ga">
         <w:r>
           <w:rPr>
             <w:rStyle w:val="Hyperlink"/>
@@ -111,7 +111,7 @@
           <w:numId w:val="1"/>
         </w:numPr>
       </w:pPr>
-      <w:hyperlink w:history="1" r:id="rIdiu3tzcm2jbsxvv-iek7pt">
+      <w:hyperlink w:history="1" r:id="rIdyzca9-8oy6egzzmvzrirn">
         <w:r>
           <w:rPr>
             <w:rStyle w:val="Hyperlink"/>
@@ -141,7 +141,7 @@
           <w:numId w:val="1"/>
         </w:numPr>
       </w:pPr>
-      <w:hyperlink w:history="1" r:id="rId1ah5szdqds1czgihv5bfc">
+      <w:hyperlink w:history="1" r:id="rId73lamkym9r2cauubgix4r">
         <w:r>
           <w:rPr>
             <w:rStyle w:val="Hyperlink"/>
@@ -158,7 +158,7 @@
           <w:numId w:val="1"/>
         </w:numPr>
       </w:pPr>
-      <w:hyperlink w:history="1" r:id="rId0myj0ldrnpaljxph2qp4t">
+      <w:hyperlink w:history="1" r:id="rIdb3rlyeg674db2_g3vq0tk">
         <w:r>
           <w:rPr>
             <w:rStyle w:val="Hyperlink"/>
@@ -175,7 +175,7 @@
           <w:numId w:val="1"/>
         </w:numPr>
       </w:pPr>
-      <w:hyperlink w:history="1" r:id="rIdldx6fzcwtriv0v5uovmc7">
+      <w:hyperlink w:history="1" r:id="rIdvqjkoud7oq9gvqsbmbwbi">
         <w:r>
           <w:rPr>
             <w:rStyle w:val="Hyperlink"/>
@@ -192,7 +192,7 @@
           <w:numId w:val="1"/>
         </w:numPr>
       </w:pPr>
-      <w:hyperlink w:history="1" r:id="rId1l_u8bt4ji6cehmtskwc_">
+      <w:hyperlink w:history="1" r:id="rIddrnis5rmk7-jftlw6dqnh">
         <w:r>
           <w:rPr>
             <w:rStyle w:val="Hyperlink"/>
@@ -208,11 +208,44 @@
     </w:p>
     <w:p>
       <w:r>
-        <w:rPr>
-          <w:i/>
-          <w:iCs/>
-        </w:rPr>
-        <w:t xml:space="preserve">[imagen: Adobe — images/logo-adobe.svg]</w:t>
+        <w:drawing>
+          <wp:inline distT="0" distB="0" distL="0" distR="0">
+            <wp:extent cx="638175" cy="638175"/>
+            <wp:effectExtent t="0" r="0" b="0" l="0"/>
+            <wp:docPr id="1" name="" descr="" title=""/>
+            <wp:cNvGraphicFramePr>
+              <a:graphicFrameLocks xmlns:a="http://schemas.openxmlformats.org/drawingml/2006/main" noChangeAspect="1"/>
+            </wp:cNvGraphicFramePr>
+            <a:graphic xmlns:a="http://schemas.openxmlformats.org/drawingml/2006/main">
+              <a:graphicData uri="http://schemas.openxmlformats.org/drawingml/2006/picture">
+                <pic:pic xmlns:pic="http://schemas.openxmlformats.org/drawingml/2006/picture">
+                  <pic:nvPicPr>
+                    <pic:cNvPr id="0" name="" descr=""/>
+                    <pic:cNvPicPr>
+                      <a:picLocks noChangeAspect="1" noChangeArrowheads="1"/>
+                    </pic:cNvPicPr>
+                  </pic:nvPicPr>
+                  <pic:blipFill>
+                    <a:blip r:embed="rId7" cstate="none"/>
+                    <a:srcRect/>
+                    <a:stretch>
+                      <a:fillRect/>
+                    </a:stretch>
+                  </pic:blipFill>
+                  <pic:spPr bwMode="auto">
+                    <a:xfrm>
+                      <a:off x="0" y="0"/>
+                      <a:ext cx="638175" cy="638175"/>
+                    </a:xfrm>
+                    <a:prstGeom prst="rect">
+                      <a:avLst/>
+                    </a:prstGeom>
+                  </pic:spPr>
+                </pic:pic>
+              </a:graphicData>
+            </a:graphic>
+          </wp:inline>
+        </w:drawing>
       </w:r>
     </w:p>
     <w:p>

--- a/drive-docs/footer.docx
+++ b/drive-docs/footer.docx
@@ -16,7 +16,7 @@
       <w:r>
         <w:t xml:space="preserve"> </w:t>
       </w:r>
-      <w:hyperlink w:history="1" r:id="rId9yqdnyoiutd6dsvterhze">
+      <w:hyperlink w:history="1" r:id="rIdohevgin4y6zydhza2wmls">
         <w:r>
           <w:rPr>
             <w:rStyle w:val="Hyperlink"/>
@@ -27,7 +27,7 @@
       <w:r>
         <w:t xml:space="preserve"> </w:t>
       </w:r>
-      <w:hyperlink w:history="1" r:id="rIdl6roehulyovmzcpsfflrf">
+      <w:hyperlink w:history="1" r:id="rId_cxirf5nfo7ioco371_n5">
         <w:r>
           <w:rPr>
             <w:rStyle w:val="Hyperlink"/>
@@ -60,7 +60,7 @@
           <w:numId w:val="1"/>
         </w:numPr>
       </w:pPr>
-      <w:hyperlink w:history="1" r:id="rIdqurcuynbbxzrat3u1-apt">
+      <w:hyperlink w:history="1" r:id="rIdn5k5npvqe_uxl8pejvvie">
         <w:r>
           <w:rPr>
             <w:rStyle w:val="Hyperlink"/>
@@ -77,7 +77,7 @@
           <w:numId w:val="1"/>
         </w:numPr>
       </w:pPr>
-      <w:hyperlink w:history="1" r:id="rId7o_c6qvhfov6aqu7ege9w">
+      <w:hyperlink w:history="1" r:id="rIdecfhv7winltj_rdgwsncx">
         <w:r>
           <w:rPr>
             <w:rStyle w:val="Hyperlink"/>
@@ -94,7 +94,7 @@
           <w:numId w:val="1"/>
         </w:numPr>
       </w:pPr>
-      <w:hyperlink w:history="1" r:id="rIdq0dvly92z4ifun9wsk1ga">
+      <w:hyperlink w:history="1" r:id="rIdjdlfjfjjhlpwj8rsiu7mq">
         <w:r>
           <w:rPr>
             <w:rStyle w:val="Hyperlink"/>
@@ -111,7 +111,7 @@
           <w:numId w:val="1"/>
         </w:numPr>
       </w:pPr>
-      <w:hyperlink w:history="1" r:id="rIdyzca9-8oy6egzzmvzrirn">
+      <w:hyperlink w:history="1" r:id="rIdso-zrkmrtfzghdfhibvxp">
         <w:r>
           <w:rPr>
             <w:rStyle w:val="Hyperlink"/>
@@ -141,7 +141,7 @@
           <w:numId w:val="1"/>
         </w:numPr>
       </w:pPr>
-      <w:hyperlink w:history="1" r:id="rId73lamkym9r2cauubgix4r">
+      <w:hyperlink w:history="1" r:id="rIdoiwrsg3ut2zccnv98rvt0">
         <w:r>
           <w:rPr>
             <w:rStyle w:val="Hyperlink"/>
@@ -158,7 +158,7 @@
           <w:numId w:val="1"/>
         </w:numPr>
       </w:pPr>
-      <w:hyperlink w:history="1" r:id="rIdb3rlyeg674db2_g3vq0tk">
+      <w:hyperlink w:history="1" r:id="rIdilqyri4htfltbyj9n88zt">
         <w:r>
           <w:rPr>
             <w:rStyle w:val="Hyperlink"/>
@@ -175,7 +175,7 @@
           <w:numId w:val="1"/>
         </w:numPr>
       </w:pPr>
-      <w:hyperlink w:history="1" r:id="rIdvqjkoud7oq9gvqsbmbwbi">
+      <w:hyperlink w:history="1" r:id="rId4qauhtptafnbnxw0ecrsm">
         <w:r>
           <w:rPr>
             <w:rStyle w:val="Hyperlink"/>
@@ -192,7 +192,7 @@
           <w:numId w:val="1"/>
         </w:numPr>
       </w:pPr>
-      <w:hyperlink w:history="1" r:id="rIddrnis5rmk7-jftlw6dqnh">
+      <w:hyperlink w:history="1" r:id="rIdmkzofoakdecawwh5_7z0l">
         <w:r>
           <w:rPr>
             <w:rStyle w:val="Hyperlink"/>

--- a/drive-docs/footer.docx
+++ b/drive-docs/footer.docx
@@ -16,7 +16,7 @@
       <w:r>
         <w:t xml:space="preserve"> </w:t>
       </w:r>
-      <w:hyperlink w:history="1" r:id="rIdohevgin4y6zydhza2wmls">
+      <w:hyperlink w:history="1" r:id="rIdyrozksa06nsm1aemdeltc">
         <w:r>
           <w:rPr>
             <w:rStyle w:val="Hyperlink"/>
@@ -27,7 +27,7 @@
       <w:r>
         <w:t xml:space="preserve"> </w:t>
       </w:r>
-      <w:hyperlink w:history="1" r:id="rId_cxirf5nfo7ioco371_n5">
+      <w:hyperlink w:history="1" r:id="rIdtymcxkmrffttl3tgp_zk9">
         <w:r>
           <w:rPr>
             <w:rStyle w:val="Hyperlink"/>
@@ -60,7 +60,7 @@
           <w:numId w:val="1"/>
         </w:numPr>
       </w:pPr>
-      <w:hyperlink w:history="1" r:id="rIdn5k5npvqe_uxl8pejvvie">
+      <w:hyperlink w:history="1" r:id="rId0e5qbaod7mo1vd7tkwy7d">
         <w:r>
           <w:rPr>
             <w:rStyle w:val="Hyperlink"/>
@@ -77,7 +77,7 @@
           <w:numId w:val="1"/>
         </w:numPr>
       </w:pPr>
-      <w:hyperlink w:history="1" r:id="rIdecfhv7winltj_rdgwsncx">
+      <w:hyperlink w:history="1" r:id="rId_zs8bcvwplyaj3ziv6vvy">
         <w:r>
           <w:rPr>
             <w:rStyle w:val="Hyperlink"/>
@@ -94,7 +94,7 @@
           <w:numId w:val="1"/>
         </w:numPr>
       </w:pPr>
-      <w:hyperlink w:history="1" r:id="rIdjdlfjfjjhlpwj8rsiu7mq">
+      <w:hyperlink w:history="1" r:id="rIdibqybw4fqyks986yxi3sn">
         <w:r>
           <w:rPr>
             <w:rStyle w:val="Hyperlink"/>
@@ -111,7 +111,7 @@
           <w:numId w:val="1"/>
         </w:numPr>
       </w:pPr>
-      <w:hyperlink w:history="1" r:id="rIdso-zrkmrtfzghdfhibvxp">
+      <w:hyperlink w:history="1" r:id="rId76c_qf01hm3tpuxzasvwo">
         <w:r>
           <w:rPr>
             <w:rStyle w:val="Hyperlink"/>
@@ -141,7 +141,7 @@
           <w:numId w:val="1"/>
         </w:numPr>
       </w:pPr>
-      <w:hyperlink w:history="1" r:id="rIdoiwrsg3ut2zccnv98rvt0">
+      <w:hyperlink w:history="1" r:id="rIdemapl5h8067ohly1kwj9q">
         <w:r>
           <w:rPr>
             <w:rStyle w:val="Hyperlink"/>
@@ -158,7 +158,7 @@
           <w:numId w:val="1"/>
         </w:numPr>
       </w:pPr>
-      <w:hyperlink w:history="1" r:id="rIdilqyri4htfltbyj9n88zt">
+      <w:hyperlink w:history="1" r:id="rId7gjyzsfzmrt_okdsyljxy">
         <w:r>
           <w:rPr>
             <w:rStyle w:val="Hyperlink"/>
@@ -175,7 +175,7 @@
           <w:numId w:val="1"/>
         </w:numPr>
       </w:pPr>
-      <w:hyperlink w:history="1" r:id="rId4qauhtptafnbnxw0ecrsm">
+      <w:hyperlink w:history="1" r:id="rIdb-_desw2pwbdzezngb-9o">
         <w:r>
           <w:rPr>
             <w:rStyle w:val="Hyperlink"/>
@@ -192,7 +192,7 @@
           <w:numId w:val="1"/>
         </w:numPr>
       </w:pPr>
-      <w:hyperlink w:history="1" r:id="rIdmkzofoakdecawwh5_7z0l">
+      <w:hyperlink w:history="1" r:id="rIdmc33jgs87zutum8tdvzp7">
         <w:r>
           <w:rPr>
             <w:rStyle w:val="Hyperlink"/>

--- a/drive-docs/footer.docx
+++ b/drive-docs/footer.docx
@@ -16,7 +16,7 @@
       <w:r>
         <w:t xml:space="preserve"> </w:t>
       </w:r>
-      <w:hyperlink w:history="1" r:id="rIdyrozksa06nsm1aemdeltc">
+      <w:hyperlink w:history="1" r:id="rIdhdbfmtqesotr48unh_xuj">
         <w:r>
           <w:rPr>
             <w:rStyle w:val="Hyperlink"/>
@@ -27,7 +27,7 @@
       <w:r>
         <w:t xml:space="preserve"> </w:t>
       </w:r>
-      <w:hyperlink w:history="1" r:id="rIdtymcxkmrffttl3tgp_zk9">
+      <w:hyperlink w:history="1" r:id="rIdag6wqclu9pt1fkkdeo30f">
         <w:r>
           <w:rPr>
             <w:rStyle w:val="Hyperlink"/>
@@ -40,9 +40,11 @@
       </w:r>
     </w:p>
     <w:p>
-      <w:r>
-        <w:t xml:space="preserve">---</w:t>
-      </w:r>
+      <w:pPr>
+        <w:pBdr>
+          <w:bottom w:val="single" w:color="000000" w:sz="6" w:space="1"/>
+        </w:pBdr>
+      </w:pPr>
     </w:p>
     <w:p>
       <w:pPr>
@@ -60,7 +62,7 @@
           <w:numId w:val="1"/>
         </w:numPr>
       </w:pPr>
-      <w:hyperlink w:history="1" r:id="rId0e5qbaod7mo1vd7tkwy7d">
+      <w:hyperlink w:history="1" r:id="rIdt7ib1uagxlbeovdamqmjo">
         <w:r>
           <w:rPr>
             <w:rStyle w:val="Hyperlink"/>
@@ -77,7 +79,7 @@
           <w:numId w:val="1"/>
         </w:numPr>
       </w:pPr>
-      <w:hyperlink w:history="1" r:id="rId_zs8bcvwplyaj3ziv6vvy">
+      <w:hyperlink w:history="1" r:id="rIdwmiuj78fe_rd5bnxqtjbn">
         <w:r>
           <w:rPr>
             <w:rStyle w:val="Hyperlink"/>
@@ -94,7 +96,7 @@
           <w:numId w:val="1"/>
         </w:numPr>
       </w:pPr>
-      <w:hyperlink w:history="1" r:id="rIdibqybw4fqyks986yxi3sn">
+      <w:hyperlink w:history="1" r:id="rIdyfsqjlhnxxmemgd85m_pi">
         <w:r>
           <w:rPr>
             <w:rStyle w:val="Hyperlink"/>
@@ -111,7 +113,7 @@
           <w:numId w:val="1"/>
         </w:numPr>
       </w:pPr>
-      <w:hyperlink w:history="1" r:id="rId76c_qf01hm3tpuxzasvwo">
+      <w:hyperlink w:history="1" r:id="rIdcvjlskoby9ycxxapp-_ft">
         <w:r>
           <w:rPr>
             <w:rStyle w:val="Hyperlink"/>
@@ -121,9 +123,11 @@
       </w:hyperlink>
     </w:p>
     <w:p>
-      <w:r>
-        <w:t xml:space="preserve">---</w:t>
-      </w:r>
+      <w:pPr>
+        <w:pBdr>
+          <w:bottom w:val="single" w:color="000000" w:sz="6" w:space="1"/>
+        </w:pBdr>
+      </w:pPr>
     </w:p>
     <w:p>
       <w:pPr>
@@ -141,7 +145,7 @@
           <w:numId w:val="1"/>
         </w:numPr>
       </w:pPr>
-      <w:hyperlink w:history="1" r:id="rIdemapl5h8067ohly1kwj9q">
+      <w:hyperlink w:history="1" r:id="rIddxtqgsqxkhwdgv5fyjjgs">
         <w:r>
           <w:rPr>
             <w:rStyle w:val="Hyperlink"/>
@@ -158,7 +162,7 @@
           <w:numId w:val="1"/>
         </w:numPr>
       </w:pPr>
-      <w:hyperlink w:history="1" r:id="rId7gjyzsfzmrt_okdsyljxy">
+      <w:hyperlink w:history="1" r:id="rId5qxklnmnltg0r8y3oge7d">
         <w:r>
           <w:rPr>
             <w:rStyle w:val="Hyperlink"/>
@@ -175,7 +179,7 @@
           <w:numId w:val="1"/>
         </w:numPr>
       </w:pPr>
-      <w:hyperlink w:history="1" r:id="rIdb-_desw2pwbdzezngb-9o">
+      <w:hyperlink w:history="1" r:id="rIdxmewl-hl9jhkcq9sixv3s">
         <w:r>
           <w:rPr>
             <w:rStyle w:val="Hyperlink"/>
@@ -192,7 +196,7 @@
           <w:numId w:val="1"/>
         </w:numPr>
       </w:pPr>
-      <w:hyperlink w:history="1" r:id="rIdmc33jgs87zutum8tdvzp7">
+      <w:hyperlink w:history="1" r:id="rIdlo2b6vgmimqkgma0k6pxc">
         <w:r>
           <w:rPr>
             <w:rStyle w:val="Hyperlink"/>
@@ -202,9 +206,11 @@
       </w:hyperlink>
     </w:p>
     <w:p>
-      <w:r>
-        <w:t xml:space="preserve">---</w:t>
-      </w:r>
+      <w:pPr>
+        <w:pBdr>
+          <w:bottom w:val="single" w:color="000000" w:sz="6" w:space="1"/>
+        </w:pBdr>
+      </w:pPr>
     </w:p>
     <w:p>
       <w:r>
